--- a/docs/handouts/Oct15_session2_brief_template.docx
+++ b/docs/handouts/Oct15_session2_brief_template.docx
@@ -31,7 +31,7 @@
         <w:pStyle w:val="FirstParagraph"/>
       </w:pPr>
       <w:r>
-        <w:t xml:space="preserve">Write your brief on this page. Four elements, in this order. Keep it to one side of A4:</w:t>
+        <w:t xml:space="preserve">Write your brief on this page. Four elements, in this order. Keep the brief to one side of A4:</w:t>
       </w:r>
       <w:r>
         <w:t xml:space="preserve"> </w:t>
@@ -68,13 +68,13 @@
           <w:i/>
           <w:iCs/>
         </w:rPr>
-        <w:t xml:space="preserve">What this element has to do.</w:t>
+        <w:t xml:space="preserve">What to write:</w:t>
       </w:r>
       <w:r>
         <w:t xml:space="preserve"> </w:t>
       </w:r>
       <w:r>
-        <w:t xml:space="preserve">One sentence, with the number in it, that a non-specialist would understand and would not misread.</w:t>
+        <w:t xml:space="preserve">One sentence that includes the main number. A non-specialist should understand the sentence and not misread it.</w:t>
       </w:r>
     </w:p>
     <w:p>
@@ -135,13 +135,13 @@
           <w:i/>
           <w:iCs/>
         </w:rPr>
-        <w:t xml:space="preserve">What this element has to do.</w:t>
+        <w:t xml:space="preserve">What to write:</w:t>
       </w:r>
       <w:r>
         <w:t xml:space="preserve"> </w:t>
       </w:r>
       <w:r>
-        <w:t xml:space="preserve">Two or three sentences. What follows for the commissioning authority, given what the evaluation did and did not establish.</w:t>
+        <w:t xml:space="preserve">Two or three sentences. What do the findings mean for the commissioning authority? Include what the evaluation showed and what the evaluation did not show.</w:t>
       </w:r>
     </w:p>
     <w:p>
@@ -202,13 +202,13 @@
           <w:i/>
           <w:iCs/>
         </w:rPr>
-        <w:t xml:space="preserve">What this element has to do.</w:t>
+        <w:t xml:space="preserve">What to write:</w:t>
       </w:r>
       <w:r>
         <w:t xml:space="preserve"> </w:t>
       </w:r>
       <w:r>
-        <w:t xml:space="preserve">One specific action. It must be something the authority can actually decide.</w:t>
+        <w:t xml:space="preserve">One specific action that the authority can say yes or no to.</w:t>
       </w:r>
     </w:p>
     <w:p>
@@ -269,13 +269,13 @@
           <w:i/>
           <w:iCs/>
         </w:rPr>
-        <w:t xml:space="preserve">What this element has to do.</w:t>
+        <w:t xml:space="preserve">What to write:</w:t>
       </w:r>
       <w:r>
         <w:t xml:space="preserve"> </w:t>
       </w:r>
       <w:r>
-        <w:t xml:space="preserve">The one thing most likely to make this recommendation wrong, stated so that it can be watched.</w:t>
+        <w:t xml:space="preserve">The one thing most likely to make your recommendation wrong. Write the risk so that the authority can monitor it.</w:t>
       </w:r>
     </w:p>
     <w:p>
@@ -303,13 +303,13 @@
       </w:r>
     </w:p>
     <w:bookmarkEnd w:id="23"/>
-    <w:bookmarkStart w:id="24" w:name="before-you-hand-it-over"/>
+    <w:bookmarkStart w:id="24" w:name="before-you-hand-your-brief-over"/>
     <w:p>
       <w:pPr>
         <w:pStyle w:val="Heading1"/>
       </w:pPr>
       <w:r>
-        <w:t xml:space="preserve">Before you hand it over</w:t>
+        <w:t xml:space="preserve">Before you hand your brief over</w:t>
       </w:r>
     </w:p>
     <w:p>
@@ -317,7 +317,7 @@
         <w:pStyle w:val="FirstParagraph"/>
       </w:pPr>
       <w:r>
-        <w:t xml:space="preserve">Check your own draft against the checklist. Each of these has caught somebody in this room.</w:t>
+        <w:t xml:space="preserve">Check your own draft against this checklist. These are common mistakes.</w:t>
       </w:r>
     </w:p>
     <w:p>
@@ -401,7 +401,7 @@
           <w:b/>
           <w:bCs/>
         </w:rPr>
-        <w:t xml:space="preserve">does not license</w:t>
+        <w:t xml:space="preserve">does not support</w:t>
       </w:r>
       <w:r>
         <w:t xml:space="preserve">? Check the last</w:t>
@@ -422,13 +422,13 @@
         </w:numPr>
       </w:pPr>
       <w:r>
-        <w:t xml:space="preserve">Is the risk you named something that could actually happen, and could be watched? A risk</w:t>
+        <w:t xml:space="preserve">Is the risk you named something that could actually happen, and that someone could monitor?</w:t>
       </w:r>
       <w:r>
         <w:t xml:space="preserve"> </w:t>
       </w:r>
       <w:r>
-        <w:t xml:space="preserve">that cannot be observed is not a risk, it is a caveat.</w:t>
+        <w:t xml:space="preserve">If the risk cannot be observed, it is a general warning, not a risk you can manage.</w:t>
       </w:r>
     </w:p>
     <w:p>
@@ -444,11 +444,7 @@
       </w:r>
     </w:p>
     <w:bookmarkEnd w:id="24"/>
-    <w:sectPr>
-      <w:footnotePr>
-        <w:numRestart w:val="eachSect"/>
-      </w:footnotePr>
-    </w:sectPr>
+    <w:sectPr/>
   </w:body>
 </w:document>
 </file>
@@ -726,6 +722,8 @@
     </w:pPr>
     <w:rPr>
       <w:rFonts w:asciiTheme="majorHAnsi" w:cstheme="majorBidi" w:eastAsiaTheme="majorEastAsia" w:hAnsiTheme="majorHAnsi"/>
+      <w:spacing w:val="-10"/>
+      <w:kern w:val="28"/>
       <w:sz w:val="56"/>
       <w:szCs w:val="56"/>
     </w:rPr>
@@ -738,6 +736,8 @@
     <w:rsid w:val="00A10FD9"/>
     <w:rPr>
       <w:rFonts w:asciiTheme="majorHAnsi" w:cstheme="majorBidi" w:eastAsiaTheme="majorEastAsia" w:hAnsiTheme="majorHAnsi"/>
+      <w:spacing w:val="-10"/>
+      <w:kern w:val="28"/>
       <w:sz w:val="56"/>
       <w:szCs w:val="56"/>
     </w:rPr>
@@ -778,31 +778,23 @@
   </w:style>
   <w:style w:customStyle="1" w:styleId="Author" w:type="paragraph">
     <w:name w:val="Author"/>
-    <w:basedOn w:val="Title"/>
     <w:next w:val="BodyText"/>
     <w:qFormat/>
     <w:pPr>
       <w:keepNext/>
       <w:keepLines/>
-    </w:pPr>
-    <w:rPr>
-      <w:sz w:val="24"/>
-      <w:szCs w:val="24"/>
-    </w:rPr>
+      <w:jc w:val="center"/>
+    </w:pPr>
   </w:style>
   <w:style w:styleId="Date" w:type="paragraph">
     <w:name w:val="Date"/>
-    <w:basedOn w:val="Title"/>
     <w:next w:val="BodyText"/>
     <w:qFormat/>
     <w:pPr>
       <w:keepNext/>
       <w:keepLines/>
-    </w:pPr>
-    <w:rPr>
-      <w:sz w:val="24"/>
-      <w:szCs w:val="24"/>
-    </w:rPr>
+      <w:jc w:val="center"/>
+    </w:pPr>
   </w:style>
   <w:style w:customStyle="1" w:styleId="AbstractTitle" w:type="paragraph">
     <w:name w:val="Abstract Title"/>

--- a/docs/handouts/Oct15_session2_brief_template.docx
+++ b/docs/handouts/Oct15_session2_brief_template.docx
@@ -98,7 +98,7 @@
           <w:szCs w:val="18"/>
           <w:color w:val="545860"/>
         </w:rPr>
-        <w:t xml:space="preserve">Fictional GreenWaste case | invented figures</w:t>
+        <w:t xml:space="preserve">GreenWaste is a fictional training case.</w:t>
       </w:r>
     </w:p>
     <w:p>
